--- a/8grade-spring/questionnaire/問卷_學生版_v2_2.docx
+++ b/8grade-spring/questionnaire/問卷_學生版_v2_2.docx
@@ -10,7 +10,6 @@
           <w:rFonts w:ascii="標楷體" w:eastAsia="標楷體" w:hAnsi="標楷體" w:cs="微軟正黑體"/>
           <w:b/>
           <w:bCs/>
-          <w:color w:val="1F4E79"/>
           <w:sz w:val="48"/>
           <w:szCs w:val="48"/>
         </w:rPr>
@@ -20,18 +19,16 @@
           <w:rFonts w:ascii="標楷體" w:eastAsia="標楷體" w:hAnsi="標楷體" w:cs="微軟正黑體"/>
           <w:b/>
           <w:bCs/>
-          <w:color w:val="1F4E79"/>
           <w:sz w:val="48"/>
           <w:szCs w:val="48"/>
         </w:rPr>
-        <w:t>彈性力學學習回饋</w:t>
+        <w:t>學習回饋</w:t>
       </w:r>
       <w:r>
         <w:rPr>
           <w:rFonts w:ascii="標楷體" w:eastAsia="標楷體" w:hAnsi="標楷體" w:cs="微軟正黑體" w:hint="eastAsia"/>
           <w:b/>
           <w:bCs/>
-          <w:color w:val="1F4E79"/>
           <w:sz w:val="48"/>
           <w:szCs w:val="48"/>
         </w:rPr>
@@ -43,10 +40,76 @@
         <w:spacing w:after="0"/>
         <w:rPr>
           <w:rFonts w:ascii="標楷體" w:eastAsia="標楷體" w:hAnsi="標楷體"/>
+        </w:rPr>
+      </w:pPr>
+      <w:r>
+        <w:rPr>
+          <w:rFonts w:ascii="標楷體" w:eastAsia="標楷體" w:hAnsi="標楷體"/>
+        </w:rPr>
+        <w:tab/>
+      </w:r>
+      <w:r>
+        <w:rPr>
+          <w:rFonts w:ascii="標楷體" w:eastAsia="標楷體" w:hAnsi="標楷體"/>
+        </w:rPr>
+        <w:t>感謝您參與本次「橡皮筋</w:t>
+      </w:r>
+      <w:r>
+        <w:rPr>
+          <w:rFonts w:ascii="標楷體" w:eastAsia="標楷體" w:hAnsi="標楷體" w:hint="eastAsia"/>
+        </w:rPr>
+        <w:t>的測量</w:t>
+      </w:r>
+      <w:r>
+        <w:rPr>
+          <w:rFonts w:ascii="標楷體" w:eastAsia="標楷體" w:hAnsi="標楷體"/>
+        </w:rPr>
+        <w:t>探究任務測驗」。在剛才的探究任務中，您已透過觀察、操作、分析與推理，針對橡皮筋與彈簧相關的物理現象進行探究。接下來的問卷主要想了解您在完成本次探究任務後，對於「科學知識」的看法。</w:t>
+      </w:r>
+      <w:proofErr w:type="gramStart"/>
+      <w:r>
+        <w:rPr>
+          <w:rFonts w:ascii="標楷體" w:eastAsia="標楷體" w:hAnsi="標楷體"/>
+        </w:rPr>
+        <w:t>這些題項並沒有</w:t>
+      </w:r>
+      <w:proofErr w:type="gramEnd"/>
+      <w:r>
+        <w:rPr>
+          <w:rFonts w:ascii="標楷體" w:eastAsia="標楷體" w:hAnsi="標楷體"/>
+        </w:rPr>
+        <w:t>標準答案，也不會影響您的成績或評量結果。請您根據剛剛實際參與探究任務時的經驗與想法，誠實填</w:t>
+      </w:r>
+      <w:proofErr w:type="gramStart"/>
+      <w:r>
+        <w:rPr>
+          <w:rFonts w:ascii="標楷體" w:eastAsia="標楷體" w:hAnsi="標楷體"/>
+        </w:rPr>
+        <w:t>答每一個題項</w:t>
+      </w:r>
+      <w:proofErr w:type="gramEnd"/>
+      <w:r>
+        <w:rPr>
+          <w:rFonts w:ascii="標楷體" w:eastAsia="標楷體" w:hAnsi="標楷體"/>
+        </w:rPr>
+        <w:t>。請仔細閱讀下列敘述，並</w:t>
+      </w:r>
+      <w:r>
+        <w:rPr>
+          <w:rFonts w:ascii="標楷體" w:eastAsia="標楷體" w:hAnsi="標楷體"/>
           <w:b/>
           <w:bCs/>
-          <w:sz w:val="28"/>
-          <w:szCs w:val="28"/>
+        </w:rPr>
+        <w:t>依照您對該敘述的同意程度，勾選最符合您想法的選項</w:t>
+      </w:r>
+    </w:p>
+    <w:p>
+      <w:pPr>
+        <w:spacing w:after="0"/>
+        <w:rPr>
+          <w:rFonts w:ascii="標楷體" w:eastAsia="標楷體" w:hAnsi="標楷體"/>
+          <w:b/>
+          <w:bCs/>
         </w:rPr>
       </w:pPr>
       <w:r>
@@ -54,8 +117,6 @@
           <w:rFonts w:ascii="標楷體" w:eastAsia="標楷體" w:hAnsi="標楷體"/>
           <w:b/>
           <w:bCs/>
-          <w:sz w:val="28"/>
-          <w:szCs w:val="28"/>
         </w:rPr>
         <w:t>第一部分　關於你</w:t>
       </w:r>
@@ -135,7 +196,21 @@
         <w:rPr>
           <w:rFonts w:ascii="標楷體" w:eastAsia="標楷體" w:hAnsi="標楷體"/>
         </w:rPr>
-        <w:t>1–2</w:t>
+        <w:t>1</w:t>
+      </w:r>
+      <w:proofErr w:type="gramStart"/>
+      <w:r>
+        <w:rPr>
+          <w:rFonts w:ascii="標楷體" w:eastAsia="標楷體" w:hAnsi="標楷體"/>
+        </w:rPr>
+        <w:t>–</w:t>
+      </w:r>
+      <w:proofErr w:type="gramEnd"/>
+      <w:r>
+        <w:rPr>
+          <w:rFonts w:ascii="標楷體" w:eastAsia="標楷體" w:hAnsi="標楷體"/>
+        </w:rPr>
+        <w:t>2</w:t>
       </w:r>
       <w:r>
         <w:rPr>
@@ -171,38 +246,14 @@
         <w:rPr>
           <w:rFonts w:ascii="標楷體" w:eastAsia="標楷體" w:hAnsi="標楷體" w:hint="eastAsia"/>
         </w:rPr>
-        <w:t>在</w:t>
-      </w:r>
-      <w:r>
-        <w:rPr>
-          <w:rFonts w:ascii="標楷體" w:eastAsia="標楷體" w:hAnsi="標楷體" w:hint="eastAsia"/>
-        </w:rPr>
-        <w:t>3</w:t>
-      </w:r>
-      <w:r>
-        <w:rPr>
-          <w:rFonts w:ascii="標楷體" w:eastAsia="標楷體" w:hAnsi="標楷體" w:hint="eastAsia"/>
-        </w:rPr>
-        <w:t>次</w:t>
-      </w:r>
-      <w:r>
-        <w:rPr>
-          <w:rFonts w:ascii="標楷體" w:eastAsia="標楷體" w:hAnsi="標楷體" w:hint="eastAsia"/>
-        </w:rPr>
-        <w:t>以上</w:t>
-      </w:r>
-      <w:r>
-        <w:rPr>
-          <w:rFonts w:ascii="標楷體" w:eastAsia="標楷體" w:hAnsi="標楷體" w:hint="eastAsia"/>
-        </w:rPr>
-        <w:t>的實驗操作過</w:t>
+        <w:t>在3次以上的實驗操作過</w:t>
       </w:r>
     </w:p>
     <w:p>
       <w:pPr>
         <w:spacing w:after="0"/>
         <w:rPr>
-          <w:rFonts w:ascii="標楷體" w:eastAsia="標楷體" w:hAnsi="標楷體" w:hint="eastAsia"/>
+          <w:rFonts w:ascii="標楷體" w:eastAsia="標楷體" w:hAnsi="標楷體"/>
         </w:rPr>
       </w:pPr>
       <w:r>
@@ -219,8 +270,6 @@
           <w:rFonts w:ascii="標楷體" w:eastAsia="標楷體" w:hAnsi="標楷體"/>
           <w:b/>
           <w:bCs/>
-          <w:sz w:val="28"/>
-          <w:szCs w:val="28"/>
         </w:rPr>
       </w:pPr>
       <w:r>
@@ -228,10 +277,16 @@
           <w:rFonts w:ascii="標楷體" w:eastAsia="標楷體" w:hAnsi="標楷體"/>
           <w:b/>
           <w:bCs/>
-          <w:sz w:val="28"/>
-          <w:szCs w:val="28"/>
         </w:rPr>
-        <w:t>第二部分　關於物理公式與知識適用性</w:t>
+        <w:t xml:space="preserve">第二部分　</w:t>
+      </w:r>
+      <w:r>
+        <w:rPr>
+          <w:rFonts w:ascii="標楷體" w:eastAsia="標楷體" w:hAnsi="標楷體"/>
+          <w:b/>
+          <w:bCs/>
+        </w:rPr>
+        <w:t>科學知識是不是固定不變的</w:t>
       </w:r>
     </w:p>
     <w:tbl>
@@ -252,8 +307,8 @@
         <w:tblLook w:val="0000" w:firstRow="0" w:lastRow="0" w:firstColumn="0" w:lastColumn="0" w:noHBand="0" w:noVBand="0"/>
       </w:tblPr>
       <w:tblGrid>
-        <w:gridCol w:w="4531"/>
-        <w:gridCol w:w="988"/>
+        <w:gridCol w:w="4390"/>
+        <w:gridCol w:w="1129"/>
         <w:gridCol w:w="988"/>
         <w:gridCol w:w="988"/>
         <w:gridCol w:w="988"/>
@@ -261,19 +316,13 @@
         <w:gridCol w:w="989"/>
       </w:tblGrid>
       <w:tr>
-        <w:tblPrEx>
-          <w:tblCellMar>
-            <w:top w:w="0" w:type="dxa"/>
-            <w:bottom w:w="0" w:type="dxa"/>
-          </w:tblCellMar>
-        </w:tblPrEx>
         <w:trPr>
           <w:trHeight w:val="675"/>
           <w:tblHeader/>
         </w:trPr>
         <w:tc>
           <w:tcPr>
-            <w:tcW w:w="4531" w:type="dxa"/>
+            <w:tcW w:w="4390" w:type="dxa"/>
             <w:tcBorders>
               <w:top w:val="single" w:sz="4" w:space="0" w:color="BFBFBF"/>
               <w:left w:val="single" w:sz="4" w:space="0" w:color="BFBFBF"/>
@@ -309,7 +358,7 @@
         </w:tc>
         <w:tc>
           <w:tcPr>
-            <w:tcW w:w="988" w:type="dxa"/>
+            <w:tcW w:w="1129" w:type="dxa"/>
             <w:tcBorders>
               <w:top w:val="single" w:sz="4" w:space="0" w:color="BFBFBF"/>
               <w:left w:val="single" w:sz="4" w:space="0" w:color="BFBFBF"/>
@@ -525,18 +574,12 @@
         </w:tc>
       </w:tr>
       <w:tr>
-        <w:tblPrEx>
-          <w:tblCellMar>
-            <w:top w:w="0" w:type="dxa"/>
-            <w:bottom w:w="0" w:type="dxa"/>
-          </w:tblCellMar>
-        </w:tblPrEx>
         <w:trPr>
-          <w:trHeight w:val="964"/>
+          <w:trHeight w:val="673"/>
         </w:trPr>
         <w:tc>
           <w:tcPr>
-            <w:tcW w:w="4531" w:type="dxa"/>
+            <w:tcW w:w="4390" w:type="dxa"/>
             <w:tcBorders>
               <w:top w:val="single" w:sz="4" w:space="0" w:color="BFBFBF"/>
               <w:left w:val="single" w:sz="4" w:space="0" w:color="BFBFBF"/>
@@ -552,7 +595,7 @@
           </w:tcPr>
           <w:p>
             <w:pPr>
-              <w:spacing w:after="0" w:line="240" w:lineRule="auto"/>
+              <w:spacing w:after="0" w:line="14" w:lineRule="auto"/>
               <w:rPr>
                 <w:rFonts w:ascii="標楷體" w:eastAsia="標楷體" w:hAnsi="標楷體"/>
               </w:rPr>
@@ -569,27 +612,13 @@
               <w:rPr>
                 <w:rFonts w:ascii="標楷體" w:eastAsia="標楷體" w:hAnsi="標楷體"/>
               </w:rPr>
-              <w:t xml:space="preserve">物理公式（例如 F = </w:t>
+              <w:t>科學中的所有問題都有一個正確答案。</w:t>
             </w:r>
-            <w:proofErr w:type="spellStart"/>
-            <w:r>
-              <w:rPr>
-                <w:rFonts w:ascii="標楷體" w:eastAsia="標楷體" w:hAnsi="標楷體"/>
-              </w:rPr>
-              <w:t>kx</w:t>
-            </w:r>
-            <w:proofErr w:type="spellEnd"/>
-            <w:r>
-              <w:rPr>
-                <w:rFonts w:ascii="標楷體" w:eastAsia="標楷體" w:hAnsi="標楷體"/>
-              </w:rPr>
-              <w:t>）在所有情境下都適用。</w:t>
-            </w:r>
-          </w:p>
-        </w:tc>
-        <w:tc>
-          <w:tcPr>
-            <w:tcW w:w="988" w:type="dxa"/>
+          </w:p>
+        </w:tc>
+        <w:tc>
+          <w:tcPr>
+            <w:tcW w:w="1129" w:type="dxa"/>
             <w:tcBorders>
               <w:top w:val="single" w:sz="4" w:space="0" w:color="BFBFBF"/>
               <w:left w:val="single" w:sz="4" w:space="0" w:color="BFBFBF"/>
@@ -751,18 +780,12 @@
         </w:tc>
       </w:tr>
       <w:tr>
-        <w:tblPrEx>
-          <w:tblCellMar>
-            <w:top w:w="0" w:type="dxa"/>
-            <w:bottom w:w="0" w:type="dxa"/>
-          </w:tblCellMar>
-        </w:tblPrEx>
         <w:trPr>
-          <w:trHeight w:val="954"/>
+          <w:trHeight w:val="799"/>
         </w:trPr>
         <w:tc>
           <w:tcPr>
-            <w:tcW w:w="4531" w:type="dxa"/>
+            <w:tcW w:w="4390" w:type="dxa"/>
             <w:tcBorders>
               <w:top w:val="single" w:sz="4" w:space="0" w:color="BFBFBF"/>
               <w:left w:val="single" w:sz="4" w:space="0" w:color="BFBFBF"/>
@@ -778,7 +801,7 @@
           </w:tcPr>
           <w:p>
             <w:pPr>
-              <w:spacing w:after="0" w:line="240" w:lineRule="auto"/>
+              <w:spacing w:after="0" w:line="14" w:lineRule="auto"/>
               <w:rPr>
                 <w:rFonts w:ascii="標楷體" w:eastAsia="標楷體" w:hAnsi="標楷體"/>
               </w:rPr>
@@ -795,13 +818,13 @@
               <w:rPr>
                 <w:rFonts w:ascii="標楷體" w:eastAsia="標楷體" w:hAnsi="標楷體"/>
               </w:rPr>
-              <w:t>在本次探究實驗之前，我會先思考適用的理論假設與情境條件。</w:t>
+              <w:t>做科學最重要的部分，就是找出正確答案。</w:t>
             </w:r>
           </w:p>
         </w:tc>
         <w:tc>
           <w:tcPr>
-            <w:tcW w:w="988" w:type="dxa"/>
+            <w:tcW w:w="1129" w:type="dxa"/>
             <w:tcBorders>
               <w:top w:val="single" w:sz="4" w:space="0" w:color="BFBFBF"/>
               <w:left w:val="single" w:sz="4" w:space="0" w:color="BFBFBF"/>
@@ -963,18 +986,12 @@
         </w:tc>
       </w:tr>
       <w:tr>
-        <w:tblPrEx>
-          <w:tblCellMar>
-            <w:top w:w="0" w:type="dxa"/>
-            <w:bottom w:w="0" w:type="dxa"/>
-          </w:tblCellMar>
-        </w:tblPrEx>
         <w:trPr>
-          <w:trHeight w:val="954"/>
+          <w:trHeight w:val="842"/>
         </w:trPr>
         <w:tc>
           <w:tcPr>
-            <w:tcW w:w="4531" w:type="dxa"/>
+            <w:tcW w:w="4390" w:type="dxa"/>
             <w:tcBorders>
               <w:top w:val="single" w:sz="4" w:space="0" w:color="BFBFBF"/>
               <w:left w:val="single" w:sz="4" w:space="0" w:color="BFBFBF"/>
@@ -990,7 +1007,7 @@
           </w:tcPr>
           <w:p>
             <w:pPr>
-              <w:spacing w:after="0" w:line="240" w:lineRule="auto"/>
+              <w:spacing w:after="0" w:line="14" w:lineRule="auto"/>
               <w:rPr>
                 <w:rFonts w:ascii="標楷體" w:eastAsia="標楷體" w:hAnsi="標楷體"/>
               </w:rPr>
@@ -1007,13 +1024,13 @@
               <w:rPr>
                 <w:rFonts w:ascii="標楷體" w:eastAsia="標楷體" w:hAnsi="標楷體"/>
               </w:rPr>
-              <w:t>當我在做本次探究實驗時，我會進行多次測量以驗證實驗結果。</w:t>
+              <w:t>科學家幾乎已經知道所有關於科學的事情；沒有太多還需要知道的了。</w:t>
             </w:r>
           </w:p>
         </w:tc>
         <w:tc>
           <w:tcPr>
-            <w:tcW w:w="988" w:type="dxa"/>
+            <w:tcW w:w="1129" w:type="dxa"/>
             <w:tcBorders>
               <w:top w:val="single" w:sz="4" w:space="0" w:color="BFBFBF"/>
               <w:left w:val="single" w:sz="4" w:space="0" w:color="BFBFBF"/>
@@ -1175,18 +1192,12 @@
         </w:tc>
       </w:tr>
       <w:tr>
-        <w:tblPrEx>
-          <w:tblCellMar>
-            <w:top w:w="0" w:type="dxa"/>
-            <w:bottom w:w="0" w:type="dxa"/>
-          </w:tblCellMar>
-        </w:tblPrEx>
         <w:trPr>
-          <w:trHeight w:val="964"/>
+          <w:trHeight w:val="480"/>
         </w:trPr>
         <w:tc>
           <w:tcPr>
-            <w:tcW w:w="4531" w:type="dxa"/>
+            <w:tcW w:w="4390" w:type="dxa"/>
             <w:tcBorders>
               <w:top w:val="single" w:sz="4" w:space="0" w:color="BFBFBF"/>
               <w:left w:val="single" w:sz="4" w:space="0" w:color="BFBFBF"/>
@@ -1202,7 +1213,7 @@
           </w:tcPr>
           <w:p>
             <w:pPr>
-              <w:spacing w:after="0" w:line="240" w:lineRule="auto"/>
+              <w:spacing w:after="0" w:line="14" w:lineRule="auto"/>
               <w:rPr>
                 <w:rFonts w:ascii="標楷體" w:eastAsia="標楷體" w:hAnsi="標楷體"/>
               </w:rPr>
@@ -1219,13 +1230,13 @@
               <w:rPr>
                 <w:rFonts w:ascii="標楷體" w:eastAsia="標楷體" w:hAnsi="標楷體"/>
               </w:rPr>
-              <w:t>本次探究實驗得到的結果即是唯一正確解釋，沒有其他例外。</w:t>
+              <w:t>科學知識永遠都是真的。</w:t>
             </w:r>
           </w:p>
         </w:tc>
         <w:tc>
           <w:tcPr>
-            <w:tcW w:w="988" w:type="dxa"/>
+            <w:tcW w:w="1129" w:type="dxa"/>
             <w:tcBorders>
               <w:top w:val="single" w:sz="4" w:space="0" w:color="BFBFBF"/>
               <w:left w:val="single" w:sz="4" w:space="0" w:color="BFBFBF"/>
@@ -1387,18 +1398,12 @@
         </w:tc>
       </w:tr>
       <w:tr>
-        <w:tblPrEx>
-          <w:tblCellMar>
-            <w:top w:w="0" w:type="dxa"/>
-            <w:bottom w:w="0" w:type="dxa"/>
-          </w:tblCellMar>
-        </w:tblPrEx>
         <w:trPr>
           <w:trHeight w:val="551"/>
         </w:trPr>
         <w:tc>
           <w:tcPr>
-            <w:tcW w:w="4531" w:type="dxa"/>
+            <w:tcW w:w="4390" w:type="dxa"/>
             <w:tcBorders>
               <w:top w:val="single" w:sz="4" w:space="0" w:color="BFBFBF"/>
               <w:left w:val="single" w:sz="4" w:space="0" w:color="BFBFBF"/>
@@ -1414,7 +1419,7 @@
           </w:tcPr>
           <w:p>
             <w:pPr>
-              <w:spacing w:after="0" w:line="240" w:lineRule="auto"/>
+              <w:spacing w:after="0" w:line="14" w:lineRule="auto"/>
               <w:rPr>
                 <w:rFonts w:ascii="標楷體" w:eastAsia="標楷體" w:hAnsi="標楷體"/>
               </w:rPr>
@@ -1431,13 +1436,13 @@
               <w:rPr>
                 <w:rFonts w:ascii="標楷體" w:eastAsia="標楷體" w:hAnsi="標楷體"/>
               </w:rPr>
-              <w:t>物理課本內的知識一定都是對的。</w:t>
+              <w:t>一旦科學家從實驗中得到一個結果，那就是唯一的答案。</w:t>
             </w:r>
           </w:p>
         </w:tc>
         <w:tc>
           <w:tcPr>
-            <w:tcW w:w="988" w:type="dxa"/>
+            <w:tcW w:w="1129" w:type="dxa"/>
             <w:tcBorders>
               <w:top w:val="single" w:sz="4" w:space="0" w:color="BFBFBF"/>
               <w:left w:val="single" w:sz="4" w:space="0" w:color="BFBFBF"/>
@@ -1599,18 +1604,12 @@
         </w:tc>
       </w:tr>
       <w:tr>
-        <w:tblPrEx>
-          <w:tblCellMar>
-            <w:top w:w="0" w:type="dxa"/>
-            <w:bottom w:w="0" w:type="dxa"/>
-          </w:tblCellMar>
-        </w:tblPrEx>
         <w:trPr>
-          <w:trHeight w:val="954"/>
+          <w:trHeight w:val="621"/>
         </w:trPr>
         <w:tc>
           <w:tcPr>
-            <w:tcW w:w="4531" w:type="dxa"/>
+            <w:tcW w:w="4390" w:type="dxa"/>
             <w:tcBorders>
               <w:top w:val="single" w:sz="4" w:space="0" w:color="BFBFBF"/>
               <w:left w:val="single" w:sz="4" w:space="0" w:color="BFBFBF"/>
@@ -1626,7 +1625,7 @@
           </w:tcPr>
           <w:p>
             <w:pPr>
-              <w:spacing w:after="0" w:line="240" w:lineRule="auto"/>
+              <w:spacing w:after="0" w:line="14" w:lineRule="auto"/>
               <w:rPr>
                 <w:rFonts w:ascii="標楷體" w:eastAsia="標楷體" w:hAnsi="標楷體"/>
               </w:rPr>
@@ -1643,13 +1642,13 @@
               <w:rPr>
                 <w:rFonts w:ascii="標楷體" w:eastAsia="標楷體" w:hAnsi="標楷體"/>
               </w:rPr>
-              <w:t>我了解物理知識（包括公式）會隨著新的研究而修正、改變。</w:t>
+              <w:t>科學家總是會同意科學中什麼是真的。</w:t>
             </w:r>
           </w:p>
         </w:tc>
         <w:tc>
           <w:tcPr>
-            <w:tcW w:w="988" w:type="dxa"/>
+            <w:tcW w:w="1129" w:type="dxa"/>
             <w:tcBorders>
               <w:top w:val="single" w:sz="4" w:space="0" w:color="BFBFBF"/>
               <w:left w:val="single" w:sz="4" w:space="0" w:color="BFBFBF"/>
@@ -1818,8 +1817,6 @@
           <w:rFonts w:ascii="標楷體" w:eastAsia="標楷體" w:hAnsi="標楷體"/>
           <w:b/>
           <w:bCs/>
-          <w:sz w:val="28"/>
-          <w:szCs w:val="28"/>
         </w:rPr>
       </w:pPr>
       <w:r>
@@ -1827,8 +1824,6 @@
           <w:rFonts w:ascii="標楷體" w:eastAsia="標楷體" w:hAnsi="標楷體"/>
           <w:b/>
           <w:bCs/>
-          <w:sz w:val="28"/>
-          <w:szCs w:val="28"/>
         </w:rPr>
         <w:br/>
       </w:r>
@@ -1837,16 +1832,20 @@
           <w:rFonts w:ascii="標楷體" w:eastAsia="標楷體" w:hAnsi="標楷體"/>
           <w:b/>
           <w:bCs/>
-          <w:sz w:val="28"/>
-          <w:szCs w:val="28"/>
         </w:rPr>
-        <w:t>第三部分　你做探究實驗時的學習策略</w:t>
+        <w:t xml:space="preserve">第三部分　</w:t>
       </w:r>
       <w:r>
         <w:rPr>
           <w:rFonts w:ascii="標楷體" w:eastAsia="標楷體" w:hAnsi="標楷體"/>
-          <w:sz w:val="28"/>
-          <w:szCs w:val="28"/>
+          <w:b/>
+          <w:bCs/>
+        </w:rPr>
+        <w:t>科學知識會不會隨著研究而改變</w:t>
+      </w:r>
+      <w:r>
+        <w:rPr>
+          <w:rFonts w:ascii="標楷體" w:eastAsia="標楷體" w:hAnsi="標楷體"/>
         </w:rPr>
         <w:t xml:space="preserve"> </w:t>
       </w:r>
@@ -1878,12 +1877,6 @@
         <w:gridCol w:w="945"/>
       </w:tblGrid>
       <w:tr>
-        <w:tblPrEx>
-          <w:tblCellMar>
-            <w:top w:w="0" w:type="dxa"/>
-            <w:bottom w:w="0" w:type="dxa"/>
-          </w:tblCellMar>
-        </w:tblPrEx>
         <w:trPr>
           <w:trHeight w:val="649"/>
           <w:tblHeader/>
@@ -2142,12 +2135,6 @@
         </w:tc>
       </w:tr>
       <w:tr>
-        <w:tblPrEx>
-          <w:tblCellMar>
-            <w:top w:w="0" w:type="dxa"/>
-            <w:bottom w:w="0" w:type="dxa"/>
-          </w:tblCellMar>
-        </w:tblPrEx>
         <w:tc>
           <w:tcPr>
             <w:tcW w:w="4673" w:type="dxa"/>
@@ -2191,7 +2178,7 @@
               <w:rPr>
                 <w:rFonts w:ascii="標楷體" w:eastAsia="標楷體" w:hAnsi="標楷體"/>
               </w:rPr>
-              <w:t>在做本次探究實驗前，我會先思考「我要先測什麼、再測什麼」並擬定步驟。</w:t>
+              <w:t>現今科學中的某些想法，和科學家過去認為的有所不同。</w:t>
             </w:r>
           </w:p>
         </w:tc>
@@ -2353,12 +2340,6 @@
         </w:tc>
       </w:tr>
       <w:tr>
-        <w:tblPrEx>
-          <w:tblCellMar>
-            <w:top w:w="0" w:type="dxa"/>
-            <w:bottom w:w="0" w:type="dxa"/>
-          </w:tblCellMar>
-        </w:tblPrEx>
         <w:tc>
           <w:tcPr>
             <w:tcW w:w="4673" w:type="dxa"/>
@@ -2403,7 +2384,7 @@
               <w:rPr>
                 <w:rFonts w:ascii="標楷體" w:eastAsia="標楷體" w:hAnsi="標楷體"/>
               </w:rPr>
-              <w:t>在做本次探究實驗前，我會先確認所有按鈕或參數調整功能並想清楚他們該如何照順序操作。</w:t>
+              <w:t>科學書籍中的想法有時會改變。</w:t>
             </w:r>
           </w:p>
         </w:tc>
@@ -2565,12 +2546,6 @@
         </w:tc>
       </w:tr>
       <w:tr>
-        <w:tblPrEx>
-          <w:tblCellMar>
-            <w:top w:w="0" w:type="dxa"/>
-            <w:bottom w:w="0" w:type="dxa"/>
-          </w:tblCellMar>
-        </w:tblPrEx>
         <w:tc>
           <w:tcPr>
             <w:tcW w:w="4673" w:type="dxa"/>
@@ -2614,7 +2589,7 @@
               <w:rPr>
                 <w:rFonts w:ascii="標楷體" w:eastAsia="標楷體" w:hAnsi="標楷體"/>
               </w:rPr>
-              <w:t>我會用「圖、表、文字、公式」等不同方式去理解同一個物理概念。</w:t>
+              <w:t>有些問題連科學家也無法回答。</w:t>
             </w:r>
           </w:p>
         </w:tc>
@@ -2776,12 +2751,6 @@
         </w:tc>
       </w:tr>
       <w:tr>
-        <w:tblPrEx>
-          <w:tblCellMar>
-            <w:top w:w="0" w:type="dxa"/>
-            <w:bottom w:w="0" w:type="dxa"/>
-          </w:tblCellMar>
-        </w:tblPrEx>
         <w:tc>
           <w:tcPr>
             <w:tcW w:w="4673" w:type="dxa"/>
@@ -2825,7 +2794,7 @@
               <w:rPr>
                 <w:rFonts w:ascii="標楷體" w:eastAsia="標楷體" w:hAnsi="標楷體"/>
               </w:rPr>
-              <w:t>做本次探究實驗時，除了題目引導的步驟之外，我會想主動嘗試其他實驗設計步驟。</w:t>
+              <w:t>科學中的想法有時會改變。</w:t>
             </w:r>
           </w:p>
         </w:tc>
@@ -2987,12 +2956,6 @@
         </w:tc>
       </w:tr>
       <w:tr>
-        <w:tblPrEx>
-          <w:tblCellMar>
-            <w:top w:w="0" w:type="dxa"/>
-            <w:bottom w:w="0" w:type="dxa"/>
-          </w:tblCellMar>
-        </w:tblPrEx>
         <w:tc>
           <w:tcPr>
             <w:tcW w:w="4673" w:type="dxa"/>
@@ -3036,7 +2999,7 @@
               <w:rPr>
                 <w:rFonts w:ascii="標楷體" w:eastAsia="標楷體" w:hAnsi="標楷體"/>
               </w:rPr>
-              <w:t>在本次探究實驗過程中如果發現實驗結果不如預期，我會調整我原本的實驗假設或流程設計。</w:t>
+              <w:t>新發現可能會改變科學家認為是真實的事情。</w:t>
             </w:r>
           </w:p>
         </w:tc>
@@ -3198,12 +3161,6 @@
         </w:tc>
       </w:tr>
       <w:tr>
-        <w:tblPrEx>
-          <w:tblCellMar>
-            <w:top w:w="0" w:type="dxa"/>
-            <w:bottom w:w="0" w:type="dxa"/>
-          </w:tblCellMar>
-        </w:tblPrEx>
         <w:tc>
           <w:tcPr>
             <w:tcW w:w="4673" w:type="dxa"/>
@@ -3247,429 +3204,7 @@
               <w:rPr>
                 <w:rFonts w:ascii="標楷體" w:eastAsia="標楷體" w:hAnsi="標楷體"/>
               </w:rPr>
-              <w:t>在本次探究實驗得到一個說法或結論，我會主動判斷它的實驗證據是否充分。</w:t>
-            </w:r>
-          </w:p>
-        </w:tc>
-        <w:tc>
-          <w:tcPr>
-            <w:tcW w:w="945" w:type="dxa"/>
-            <w:tcBorders>
-              <w:top w:val="single" w:sz="4" w:space="0" w:color="BFBFBF"/>
-              <w:left w:val="single" w:sz="4" w:space="0" w:color="BFBFBF"/>
-              <w:bottom w:val="single" w:sz="4" w:space="0" w:color="BFBFBF"/>
-              <w:right w:val="single" w:sz="4" w:space="0" w:color="BFBFBF"/>
-            </w:tcBorders>
-            <w:tcMar>
-              <w:top w:w="70" w:type="dxa"/>
-              <w:left w:w="50" w:type="dxa"/>
-              <w:bottom w:w="70" w:type="dxa"/>
-              <w:right w:w="50" w:type="dxa"/>
-            </w:tcMar>
-            <w:vAlign w:val="center"/>
-          </w:tcPr>
-          <w:p>
-            <w:pPr>
-              <w:spacing w:after="0"/>
-              <w:rPr>
-                <w:rFonts w:ascii="標楷體" w:eastAsia="標楷體" w:hAnsi="標楷體"/>
-              </w:rPr>
-            </w:pPr>
-          </w:p>
-        </w:tc>
-        <w:tc>
-          <w:tcPr>
-            <w:tcW w:w="945" w:type="dxa"/>
-            <w:tcBorders>
-              <w:top w:val="single" w:sz="4" w:space="0" w:color="BFBFBF"/>
-              <w:left w:val="single" w:sz="4" w:space="0" w:color="BFBFBF"/>
-              <w:bottom w:val="single" w:sz="4" w:space="0" w:color="BFBFBF"/>
-              <w:right w:val="single" w:sz="4" w:space="0" w:color="BFBFBF"/>
-            </w:tcBorders>
-            <w:tcMar>
-              <w:top w:w="70" w:type="dxa"/>
-              <w:left w:w="50" w:type="dxa"/>
-              <w:bottom w:w="70" w:type="dxa"/>
-              <w:right w:w="50" w:type="dxa"/>
-            </w:tcMar>
-            <w:vAlign w:val="center"/>
-          </w:tcPr>
-          <w:p>
-            <w:pPr>
-              <w:spacing w:after="0"/>
-              <w:rPr>
-                <w:rFonts w:ascii="標楷體" w:eastAsia="標楷體" w:hAnsi="標楷體"/>
-              </w:rPr>
-            </w:pPr>
-          </w:p>
-        </w:tc>
-        <w:tc>
-          <w:tcPr>
-            <w:tcW w:w="945" w:type="dxa"/>
-            <w:tcBorders>
-              <w:top w:val="single" w:sz="4" w:space="0" w:color="BFBFBF"/>
-              <w:left w:val="single" w:sz="4" w:space="0" w:color="BFBFBF"/>
-              <w:bottom w:val="single" w:sz="4" w:space="0" w:color="BFBFBF"/>
-              <w:right w:val="single" w:sz="4" w:space="0" w:color="BFBFBF"/>
-            </w:tcBorders>
-            <w:tcMar>
-              <w:top w:w="70" w:type="dxa"/>
-              <w:left w:w="50" w:type="dxa"/>
-              <w:bottom w:w="70" w:type="dxa"/>
-              <w:right w:w="50" w:type="dxa"/>
-            </w:tcMar>
-            <w:vAlign w:val="center"/>
-          </w:tcPr>
-          <w:p>
-            <w:pPr>
-              <w:spacing w:after="0"/>
-              <w:rPr>
-                <w:rFonts w:ascii="標楷體" w:eastAsia="標楷體" w:hAnsi="標楷體"/>
-              </w:rPr>
-            </w:pPr>
-          </w:p>
-        </w:tc>
-        <w:tc>
-          <w:tcPr>
-            <w:tcW w:w="945" w:type="dxa"/>
-            <w:tcBorders>
-              <w:top w:val="single" w:sz="4" w:space="0" w:color="BFBFBF"/>
-              <w:left w:val="single" w:sz="4" w:space="0" w:color="BFBFBF"/>
-              <w:bottom w:val="single" w:sz="4" w:space="0" w:color="BFBFBF"/>
-              <w:right w:val="single" w:sz="4" w:space="0" w:color="BFBFBF"/>
-            </w:tcBorders>
-            <w:tcMar>
-              <w:top w:w="70" w:type="dxa"/>
-              <w:left w:w="50" w:type="dxa"/>
-              <w:bottom w:w="70" w:type="dxa"/>
-              <w:right w:w="50" w:type="dxa"/>
-            </w:tcMar>
-            <w:vAlign w:val="center"/>
-          </w:tcPr>
-          <w:p>
-            <w:pPr>
-              <w:spacing w:after="0"/>
-              <w:rPr>
-                <w:rFonts w:ascii="標楷體" w:eastAsia="標楷體" w:hAnsi="標楷體"/>
-              </w:rPr>
-            </w:pPr>
-          </w:p>
-        </w:tc>
-        <w:tc>
-          <w:tcPr>
-            <w:tcW w:w="945" w:type="dxa"/>
-            <w:tcBorders>
-              <w:top w:val="single" w:sz="4" w:space="0" w:color="BFBFBF"/>
-              <w:left w:val="single" w:sz="4" w:space="0" w:color="BFBFBF"/>
-              <w:bottom w:val="single" w:sz="4" w:space="0" w:color="BFBFBF"/>
-              <w:right w:val="single" w:sz="4" w:space="0" w:color="BFBFBF"/>
-            </w:tcBorders>
-            <w:tcMar>
-              <w:top w:w="70" w:type="dxa"/>
-              <w:left w:w="50" w:type="dxa"/>
-              <w:bottom w:w="70" w:type="dxa"/>
-              <w:right w:w="50" w:type="dxa"/>
-            </w:tcMar>
-            <w:vAlign w:val="center"/>
-          </w:tcPr>
-          <w:p>
-            <w:pPr>
-              <w:spacing w:after="0"/>
-              <w:rPr>
-                <w:rFonts w:ascii="標楷體" w:eastAsia="標楷體" w:hAnsi="標楷體"/>
-              </w:rPr>
-            </w:pPr>
-          </w:p>
-        </w:tc>
-        <w:tc>
-          <w:tcPr>
-            <w:tcW w:w="945" w:type="dxa"/>
-            <w:tcBorders>
-              <w:top w:val="single" w:sz="4" w:space="0" w:color="BFBFBF"/>
-              <w:left w:val="single" w:sz="4" w:space="0" w:color="BFBFBF"/>
-              <w:bottom w:val="single" w:sz="4" w:space="0" w:color="BFBFBF"/>
-              <w:right w:val="single" w:sz="4" w:space="0" w:color="BFBFBF"/>
-            </w:tcBorders>
-            <w:tcMar>
-              <w:top w:w="70" w:type="dxa"/>
-              <w:left w:w="50" w:type="dxa"/>
-              <w:bottom w:w="70" w:type="dxa"/>
-              <w:right w:w="50" w:type="dxa"/>
-            </w:tcMar>
-            <w:vAlign w:val="center"/>
-          </w:tcPr>
-          <w:p>
-            <w:pPr>
-              <w:spacing w:after="0"/>
-              <w:rPr>
-                <w:rFonts w:ascii="標楷體" w:eastAsia="標楷體" w:hAnsi="標楷體"/>
-              </w:rPr>
-            </w:pPr>
-          </w:p>
-        </w:tc>
-      </w:tr>
-      <w:tr>
-        <w:tblPrEx>
-          <w:tblCellMar>
-            <w:top w:w="0" w:type="dxa"/>
-            <w:bottom w:w="0" w:type="dxa"/>
-          </w:tblCellMar>
-        </w:tblPrEx>
-        <w:tc>
-          <w:tcPr>
-            <w:tcW w:w="4673" w:type="dxa"/>
-            <w:tcBorders>
-              <w:top w:val="single" w:sz="4" w:space="0" w:color="BFBFBF"/>
-              <w:left w:val="single" w:sz="4" w:space="0" w:color="BFBFBF"/>
-              <w:bottom w:val="single" w:sz="4" w:space="0" w:color="BFBFBF"/>
-              <w:right w:val="single" w:sz="4" w:space="0" w:color="BFBFBF"/>
-            </w:tcBorders>
-            <w:tcMar>
-              <w:top w:w="70" w:type="dxa"/>
-              <w:left w:w="100" w:type="dxa"/>
-              <w:bottom w:w="70" w:type="dxa"/>
-              <w:right w:w="100" w:type="dxa"/>
-            </w:tcMar>
-          </w:tcPr>
-          <w:p>
-            <w:pPr>
-              <w:spacing w:after="0"/>
-              <w:rPr>
-                <w:rFonts w:ascii="標楷體" w:eastAsia="標楷體" w:hAnsi="標楷體"/>
-              </w:rPr>
-            </w:pPr>
-            <w:r>
-              <w:rPr>
-                <w:rFonts w:ascii="標楷體" w:eastAsia="標楷體" w:hAnsi="標楷體" w:hint="eastAsia"/>
-                <w:b/>
-                <w:bCs/>
-              </w:rPr>
-              <w:t>7</w:t>
-            </w:r>
-            <w:r>
-              <w:rPr>
-                <w:rFonts w:ascii="標楷體" w:eastAsia="標楷體" w:hAnsi="標楷體"/>
-                <w:b/>
-                <w:bCs/>
-              </w:rPr>
-              <w:t xml:space="preserve">. </w:t>
-            </w:r>
-            <w:r>
-              <w:rPr>
-                <w:rFonts w:ascii="標楷體" w:eastAsia="標楷體" w:hAnsi="標楷體"/>
-              </w:rPr>
-              <w:t>我會評估自己做本次探究實驗的實驗結果，思考有什麼可以做得更好。</w:t>
-            </w:r>
-          </w:p>
-        </w:tc>
-        <w:tc>
-          <w:tcPr>
-            <w:tcW w:w="945" w:type="dxa"/>
-            <w:tcBorders>
-              <w:top w:val="single" w:sz="4" w:space="0" w:color="BFBFBF"/>
-              <w:left w:val="single" w:sz="4" w:space="0" w:color="BFBFBF"/>
-              <w:bottom w:val="single" w:sz="4" w:space="0" w:color="BFBFBF"/>
-              <w:right w:val="single" w:sz="4" w:space="0" w:color="BFBFBF"/>
-            </w:tcBorders>
-            <w:tcMar>
-              <w:top w:w="70" w:type="dxa"/>
-              <w:left w:w="50" w:type="dxa"/>
-              <w:bottom w:w="70" w:type="dxa"/>
-              <w:right w:w="50" w:type="dxa"/>
-            </w:tcMar>
-            <w:vAlign w:val="center"/>
-          </w:tcPr>
-          <w:p>
-            <w:pPr>
-              <w:spacing w:after="0"/>
-              <w:rPr>
-                <w:rFonts w:ascii="標楷體" w:eastAsia="標楷體" w:hAnsi="標楷體"/>
-              </w:rPr>
-            </w:pPr>
-          </w:p>
-        </w:tc>
-        <w:tc>
-          <w:tcPr>
-            <w:tcW w:w="945" w:type="dxa"/>
-            <w:tcBorders>
-              <w:top w:val="single" w:sz="4" w:space="0" w:color="BFBFBF"/>
-              <w:left w:val="single" w:sz="4" w:space="0" w:color="BFBFBF"/>
-              <w:bottom w:val="single" w:sz="4" w:space="0" w:color="BFBFBF"/>
-              <w:right w:val="single" w:sz="4" w:space="0" w:color="BFBFBF"/>
-            </w:tcBorders>
-            <w:tcMar>
-              <w:top w:w="70" w:type="dxa"/>
-              <w:left w:w="50" w:type="dxa"/>
-              <w:bottom w:w="70" w:type="dxa"/>
-              <w:right w:w="50" w:type="dxa"/>
-            </w:tcMar>
-            <w:vAlign w:val="center"/>
-          </w:tcPr>
-          <w:p>
-            <w:pPr>
-              <w:spacing w:after="0"/>
-              <w:rPr>
-                <w:rFonts w:ascii="標楷體" w:eastAsia="標楷體" w:hAnsi="標楷體"/>
-              </w:rPr>
-            </w:pPr>
-          </w:p>
-        </w:tc>
-        <w:tc>
-          <w:tcPr>
-            <w:tcW w:w="945" w:type="dxa"/>
-            <w:tcBorders>
-              <w:top w:val="single" w:sz="4" w:space="0" w:color="BFBFBF"/>
-              <w:left w:val="single" w:sz="4" w:space="0" w:color="BFBFBF"/>
-              <w:bottom w:val="single" w:sz="4" w:space="0" w:color="BFBFBF"/>
-              <w:right w:val="single" w:sz="4" w:space="0" w:color="BFBFBF"/>
-            </w:tcBorders>
-            <w:tcMar>
-              <w:top w:w="70" w:type="dxa"/>
-              <w:left w:w="50" w:type="dxa"/>
-              <w:bottom w:w="70" w:type="dxa"/>
-              <w:right w:w="50" w:type="dxa"/>
-            </w:tcMar>
-            <w:vAlign w:val="center"/>
-          </w:tcPr>
-          <w:p>
-            <w:pPr>
-              <w:spacing w:after="0"/>
-              <w:rPr>
-                <w:rFonts w:ascii="標楷體" w:eastAsia="標楷體" w:hAnsi="標楷體"/>
-              </w:rPr>
-            </w:pPr>
-          </w:p>
-        </w:tc>
-        <w:tc>
-          <w:tcPr>
-            <w:tcW w:w="945" w:type="dxa"/>
-            <w:tcBorders>
-              <w:top w:val="single" w:sz="4" w:space="0" w:color="BFBFBF"/>
-              <w:left w:val="single" w:sz="4" w:space="0" w:color="BFBFBF"/>
-              <w:bottom w:val="single" w:sz="4" w:space="0" w:color="BFBFBF"/>
-              <w:right w:val="single" w:sz="4" w:space="0" w:color="BFBFBF"/>
-            </w:tcBorders>
-            <w:tcMar>
-              <w:top w:w="70" w:type="dxa"/>
-              <w:left w:w="50" w:type="dxa"/>
-              <w:bottom w:w="70" w:type="dxa"/>
-              <w:right w:w="50" w:type="dxa"/>
-            </w:tcMar>
-            <w:vAlign w:val="center"/>
-          </w:tcPr>
-          <w:p>
-            <w:pPr>
-              <w:spacing w:after="0"/>
-              <w:rPr>
-                <w:rFonts w:ascii="標楷體" w:eastAsia="標楷體" w:hAnsi="標楷體"/>
-              </w:rPr>
-            </w:pPr>
-          </w:p>
-        </w:tc>
-        <w:tc>
-          <w:tcPr>
-            <w:tcW w:w="945" w:type="dxa"/>
-            <w:tcBorders>
-              <w:top w:val="single" w:sz="4" w:space="0" w:color="BFBFBF"/>
-              <w:left w:val="single" w:sz="4" w:space="0" w:color="BFBFBF"/>
-              <w:bottom w:val="single" w:sz="4" w:space="0" w:color="BFBFBF"/>
-              <w:right w:val="single" w:sz="4" w:space="0" w:color="BFBFBF"/>
-            </w:tcBorders>
-            <w:tcMar>
-              <w:top w:w="70" w:type="dxa"/>
-              <w:left w:w="50" w:type="dxa"/>
-              <w:bottom w:w="70" w:type="dxa"/>
-              <w:right w:w="50" w:type="dxa"/>
-            </w:tcMar>
-            <w:vAlign w:val="center"/>
-          </w:tcPr>
-          <w:p>
-            <w:pPr>
-              <w:spacing w:after="0"/>
-              <w:rPr>
-                <w:rFonts w:ascii="標楷體" w:eastAsia="標楷體" w:hAnsi="標楷體"/>
-              </w:rPr>
-            </w:pPr>
-          </w:p>
-        </w:tc>
-        <w:tc>
-          <w:tcPr>
-            <w:tcW w:w="945" w:type="dxa"/>
-            <w:tcBorders>
-              <w:top w:val="single" w:sz="4" w:space="0" w:color="BFBFBF"/>
-              <w:left w:val="single" w:sz="4" w:space="0" w:color="BFBFBF"/>
-              <w:bottom w:val="single" w:sz="4" w:space="0" w:color="BFBFBF"/>
-              <w:right w:val="single" w:sz="4" w:space="0" w:color="BFBFBF"/>
-            </w:tcBorders>
-            <w:tcMar>
-              <w:top w:w="70" w:type="dxa"/>
-              <w:left w:w="50" w:type="dxa"/>
-              <w:bottom w:w="70" w:type="dxa"/>
-              <w:right w:w="50" w:type="dxa"/>
-            </w:tcMar>
-            <w:vAlign w:val="center"/>
-          </w:tcPr>
-          <w:p>
-            <w:pPr>
-              <w:spacing w:after="0"/>
-              <w:rPr>
-                <w:rFonts w:ascii="標楷體" w:eastAsia="標楷體" w:hAnsi="標楷體"/>
-              </w:rPr>
-            </w:pPr>
-          </w:p>
-        </w:tc>
-      </w:tr>
-      <w:tr>
-        <w:tblPrEx>
-          <w:tblCellMar>
-            <w:top w:w="0" w:type="dxa"/>
-            <w:bottom w:w="0" w:type="dxa"/>
-          </w:tblCellMar>
-        </w:tblPrEx>
-        <w:tc>
-          <w:tcPr>
-            <w:tcW w:w="4673" w:type="dxa"/>
-            <w:tcBorders>
-              <w:top w:val="single" w:sz="4" w:space="0" w:color="BFBFBF"/>
-              <w:left w:val="single" w:sz="4" w:space="0" w:color="BFBFBF"/>
-              <w:bottom w:val="single" w:sz="4" w:space="0" w:color="BFBFBF"/>
-              <w:right w:val="single" w:sz="4" w:space="0" w:color="BFBFBF"/>
-            </w:tcBorders>
-            <w:tcMar>
-              <w:top w:w="70" w:type="dxa"/>
-              <w:left w:w="100" w:type="dxa"/>
-              <w:bottom w:w="70" w:type="dxa"/>
-              <w:right w:w="100" w:type="dxa"/>
-            </w:tcMar>
-          </w:tcPr>
-          <w:p>
-            <w:pPr>
-              <w:spacing w:after="0"/>
-              <w:rPr>
-                <w:rFonts w:ascii="標楷體" w:eastAsia="標楷體" w:hAnsi="標楷體"/>
-              </w:rPr>
-            </w:pPr>
-            <w:r>
-              <w:rPr>
-                <w:rFonts w:ascii="標楷體" w:eastAsia="標楷體" w:hAnsi="標楷體" w:hint="eastAsia"/>
-                <w:b/>
-                <w:bCs/>
-              </w:rPr>
-              <w:t>8</w:t>
-            </w:r>
-            <w:r>
-              <w:rPr>
-                <w:rFonts w:ascii="標楷體" w:eastAsia="標楷體" w:hAnsi="標楷體"/>
-                <w:b/>
-                <w:bCs/>
-              </w:rPr>
-              <w:t xml:space="preserve">. </w:t>
-            </w:r>
-            <w:r>
-              <w:rPr>
-                <w:rFonts w:ascii="標楷體" w:eastAsia="標楷體" w:hAnsi="標楷體"/>
-              </w:rPr>
-              <w:t>在做本次探究實驗時，我會把課堂上學到的內容與實驗獲得的資訊或數據連結起來。</w:t>
+              <w:t>有時科學家會改變自己對科學中什麼是真實的看法。</w:t>
             </w:r>
           </w:p>
         </w:tc>
@@ -3838,8 +3373,6 @@
           <w:rFonts w:ascii="標楷體" w:eastAsia="標楷體" w:hAnsi="標楷體"/>
           <w:b/>
           <w:bCs/>
-          <w:sz w:val="28"/>
-          <w:szCs w:val="28"/>
         </w:rPr>
       </w:pPr>
       <w:r>
@@ -3847,16 +3380,20 @@
           <w:rFonts w:ascii="標楷體" w:eastAsia="標楷體" w:hAnsi="標楷體"/>
           <w:b/>
           <w:bCs/>
-          <w:sz w:val="28"/>
-          <w:szCs w:val="28"/>
         </w:rPr>
-        <w:t>第四部分　你怎麼面對自己的疑惑與錯誤</w:t>
+        <w:t xml:space="preserve">第四部分　</w:t>
       </w:r>
       <w:r>
         <w:rPr>
           <w:rFonts w:ascii="標楷體" w:eastAsia="標楷體" w:hAnsi="標楷體"/>
-          <w:sz w:val="28"/>
-          <w:szCs w:val="28"/>
+          <w:b/>
+          <w:bCs/>
+        </w:rPr>
+        <w:t>我們怎麼判斷科學說法有沒有根據</w:t>
+      </w:r>
+      <w:r>
+        <w:rPr>
+          <w:rFonts w:ascii="標楷體" w:eastAsia="標楷體" w:hAnsi="標楷體"/>
         </w:rPr>
         <w:t xml:space="preserve"> </w:t>
       </w:r>
@@ -3888,12 +3425,6 @@
         <w:gridCol w:w="922"/>
       </w:tblGrid>
       <w:tr>
-        <w:tblPrEx>
-          <w:tblCellMar>
-            <w:top w:w="0" w:type="dxa"/>
-            <w:bottom w:w="0" w:type="dxa"/>
-          </w:tblCellMar>
-        </w:tblPrEx>
         <w:trPr>
           <w:tblHeader/>
         </w:trPr>
@@ -4151,12 +3682,6 @@
         </w:tc>
       </w:tr>
       <w:tr>
-        <w:tblPrEx>
-          <w:tblCellMar>
-            <w:top w:w="0" w:type="dxa"/>
-            <w:bottom w:w="0" w:type="dxa"/>
-          </w:tblCellMar>
-        </w:tblPrEx>
         <w:tc>
           <w:tcPr>
             <w:tcW w:w="4957" w:type="dxa"/>
@@ -4192,7 +3717,7 @@
               <w:rPr>
                 <w:rFonts w:ascii="標楷體" w:eastAsia="標楷體" w:hAnsi="標楷體"/>
               </w:rPr>
-              <w:t>在觀察本次探究實驗數據紀錄結果時，我會自己提出問題來幫助自己核對結果。</w:t>
+              <w:t>關於科學實驗的想法來自好奇心，以及思考事物如何運作。</w:t>
             </w:r>
           </w:p>
         </w:tc>
@@ -4354,12 +3879,6 @@
         </w:tc>
       </w:tr>
       <w:tr>
-        <w:tblPrEx>
-          <w:tblCellMar>
-            <w:top w:w="0" w:type="dxa"/>
-            <w:bottom w:w="0" w:type="dxa"/>
-          </w:tblCellMar>
-        </w:tblPrEx>
         <w:tc>
           <w:tcPr>
             <w:tcW w:w="4957" w:type="dxa"/>
@@ -4395,7 +3914,7 @@
               <w:rPr>
                 <w:rFonts w:ascii="標楷體" w:eastAsia="標楷體" w:hAnsi="標楷體"/>
               </w:rPr>
-              <w:t>如果本次或其他探究實驗數據圖紀錄結果太難理解，我會改變我的思考方式。</w:t>
+              <w:t>在科學中，科學家可以用不只一種方式來檢驗自己的想法。</w:t>
             </w:r>
           </w:p>
         </w:tc>
@@ -4557,12 +4076,6 @@
         </w:tc>
       </w:tr>
       <w:tr>
-        <w:tblPrEx>
-          <w:tblCellMar>
-            <w:top w:w="0" w:type="dxa"/>
-            <w:bottom w:w="0" w:type="dxa"/>
-          </w:tblCellMar>
-        </w:tblPrEx>
         <w:tc>
           <w:tcPr>
             <w:tcW w:w="4957" w:type="dxa"/>
@@ -4598,16 +4111,8 @@
               <w:rPr>
                 <w:rFonts w:ascii="標楷體" w:eastAsia="標楷體" w:hAnsi="標楷體"/>
               </w:rPr>
-              <w:t>當我對本次探究實驗數據紀錄結果感到困惑時，我會回頭把它弄清楚。</w:t>
+              <w:t>科學的一個重要部分，是透過實驗提出關於事物如何運作的新想法。</w:t>
             </w:r>
-          </w:p>
-          <w:p>
-            <w:pPr>
-              <w:spacing w:after="0"/>
-              <w:rPr>
-                <w:rFonts w:ascii="標楷體" w:eastAsia="標楷體" w:hAnsi="標楷體" w:hint="eastAsia"/>
-              </w:rPr>
-            </w:pPr>
           </w:p>
         </w:tc>
         <w:tc>
@@ -4768,12 +4273,6 @@
         </w:tc>
       </w:tr>
       <w:tr>
-        <w:tblPrEx>
-          <w:tblCellMar>
-            <w:top w:w="0" w:type="dxa"/>
-            <w:bottom w:w="0" w:type="dxa"/>
-          </w:tblCellMar>
-        </w:tblPrEx>
         <w:tc>
           <w:tcPr>
             <w:tcW w:w="4957" w:type="dxa"/>
@@ -4803,14 +4302,13 @@
                 <w:b/>
                 <w:bCs/>
               </w:rPr>
-              <w:lastRenderedPageBreak/>
               <w:t xml:space="preserve">4. </w:t>
             </w:r>
             <w:r>
               <w:rPr>
                 <w:rFonts w:ascii="標楷體" w:eastAsia="標楷體" w:hAnsi="標楷體"/>
               </w:rPr>
-              <w:t>讀本次探究任務問題時，我會試著想清楚「這個問題要我學會什麼」，而不是只回答問題。</w:t>
+              <w:t>為了確認你的發現，多做幾次實驗是好的。</w:t>
             </w:r>
           </w:p>
         </w:tc>
@@ -4972,12 +4470,6 @@
         </w:tc>
       </w:tr>
       <w:tr>
-        <w:tblPrEx>
-          <w:tblCellMar>
-            <w:top w:w="0" w:type="dxa"/>
-            <w:bottom w:w="0" w:type="dxa"/>
-          </w:tblCellMar>
-        </w:tblPrEx>
         <w:tc>
           <w:tcPr>
             <w:tcW w:w="4957" w:type="dxa"/>
@@ -5013,7 +4505,7 @@
               <w:rPr>
                 <w:rFonts w:ascii="標楷體" w:eastAsia="標楷體" w:hAnsi="標楷體"/>
               </w:rPr>
-              <w:t>我會評估自己本次的探究實驗過程，希望下次能做得更好。</w:t>
+              <w:t>科學中的好想法可以來自任何人，不只是科學家。</w:t>
             </w:r>
           </w:p>
         </w:tc>
@@ -5175,12 +4667,6 @@
         </w:tc>
       </w:tr>
       <w:tr>
-        <w:tblPrEx>
-          <w:tblCellMar>
-            <w:top w:w="0" w:type="dxa"/>
-            <w:bottom w:w="0" w:type="dxa"/>
-          </w:tblCellMar>
-        </w:tblPrEx>
         <w:tc>
           <w:tcPr>
             <w:tcW w:w="4957" w:type="dxa"/>
@@ -5216,7 +4702,607 @@
               <w:rPr>
                 <w:rFonts w:ascii="標楷體" w:eastAsia="標楷體" w:hAnsi="標楷體"/>
               </w:rPr>
-              <w:t>在做本次或其他探究實驗時，我能意識到自己對某個觀念其實還沒有全面理解。</w:t>
+              <w:t>想知道某件事是否為真，一個好方法是做實驗。</w:t>
+            </w:r>
+          </w:p>
+        </w:tc>
+        <w:tc>
+          <w:tcPr>
+            <w:tcW w:w="921" w:type="dxa"/>
+            <w:tcBorders>
+              <w:top w:val="single" w:sz="4" w:space="0" w:color="BFBFBF"/>
+              <w:left w:val="single" w:sz="4" w:space="0" w:color="BFBFBF"/>
+              <w:bottom w:val="single" w:sz="4" w:space="0" w:color="BFBFBF"/>
+              <w:right w:val="single" w:sz="4" w:space="0" w:color="BFBFBF"/>
+            </w:tcBorders>
+            <w:tcMar>
+              <w:top w:w="70" w:type="dxa"/>
+              <w:left w:w="50" w:type="dxa"/>
+              <w:bottom w:w="70" w:type="dxa"/>
+              <w:right w:w="50" w:type="dxa"/>
+            </w:tcMar>
+            <w:vAlign w:val="center"/>
+          </w:tcPr>
+          <w:p>
+            <w:pPr>
+              <w:spacing w:after="0"/>
+              <w:rPr>
+                <w:rFonts w:ascii="標楷體" w:eastAsia="標楷體" w:hAnsi="標楷體"/>
+              </w:rPr>
+            </w:pPr>
+          </w:p>
+        </w:tc>
+        <w:tc>
+          <w:tcPr>
+            <w:tcW w:w="921" w:type="dxa"/>
+            <w:tcBorders>
+              <w:top w:val="single" w:sz="4" w:space="0" w:color="BFBFBF"/>
+              <w:left w:val="single" w:sz="4" w:space="0" w:color="BFBFBF"/>
+              <w:bottom w:val="single" w:sz="4" w:space="0" w:color="BFBFBF"/>
+              <w:right w:val="single" w:sz="4" w:space="0" w:color="BFBFBF"/>
+            </w:tcBorders>
+            <w:tcMar>
+              <w:top w:w="70" w:type="dxa"/>
+              <w:left w:w="50" w:type="dxa"/>
+              <w:bottom w:w="70" w:type="dxa"/>
+              <w:right w:w="50" w:type="dxa"/>
+            </w:tcMar>
+            <w:vAlign w:val="center"/>
+          </w:tcPr>
+          <w:p>
+            <w:pPr>
+              <w:spacing w:after="0"/>
+              <w:rPr>
+                <w:rFonts w:ascii="標楷體" w:eastAsia="標楷體" w:hAnsi="標楷體"/>
+              </w:rPr>
+            </w:pPr>
+          </w:p>
+        </w:tc>
+        <w:tc>
+          <w:tcPr>
+            <w:tcW w:w="922" w:type="dxa"/>
+            <w:tcBorders>
+              <w:top w:val="single" w:sz="4" w:space="0" w:color="BFBFBF"/>
+              <w:left w:val="single" w:sz="4" w:space="0" w:color="BFBFBF"/>
+              <w:bottom w:val="single" w:sz="4" w:space="0" w:color="BFBFBF"/>
+              <w:right w:val="single" w:sz="4" w:space="0" w:color="BFBFBF"/>
+            </w:tcBorders>
+            <w:tcMar>
+              <w:top w:w="70" w:type="dxa"/>
+              <w:left w:w="50" w:type="dxa"/>
+              <w:bottom w:w="70" w:type="dxa"/>
+              <w:right w:w="50" w:type="dxa"/>
+            </w:tcMar>
+            <w:vAlign w:val="center"/>
+          </w:tcPr>
+          <w:p>
+            <w:pPr>
+              <w:spacing w:after="0"/>
+              <w:rPr>
+                <w:rFonts w:ascii="標楷體" w:eastAsia="標楷體" w:hAnsi="標楷體"/>
+              </w:rPr>
+            </w:pPr>
+          </w:p>
+        </w:tc>
+        <w:tc>
+          <w:tcPr>
+            <w:tcW w:w="921" w:type="dxa"/>
+            <w:tcBorders>
+              <w:top w:val="single" w:sz="4" w:space="0" w:color="BFBFBF"/>
+              <w:left w:val="single" w:sz="4" w:space="0" w:color="BFBFBF"/>
+              <w:bottom w:val="single" w:sz="4" w:space="0" w:color="BFBFBF"/>
+              <w:right w:val="single" w:sz="4" w:space="0" w:color="BFBFBF"/>
+            </w:tcBorders>
+            <w:tcMar>
+              <w:top w:w="70" w:type="dxa"/>
+              <w:left w:w="50" w:type="dxa"/>
+              <w:bottom w:w="70" w:type="dxa"/>
+              <w:right w:w="50" w:type="dxa"/>
+            </w:tcMar>
+            <w:vAlign w:val="center"/>
+          </w:tcPr>
+          <w:p>
+            <w:pPr>
+              <w:spacing w:after="0"/>
+              <w:rPr>
+                <w:rFonts w:ascii="標楷體" w:eastAsia="標楷體" w:hAnsi="標楷體"/>
+              </w:rPr>
+            </w:pPr>
+          </w:p>
+        </w:tc>
+        <w:tc>
+          <w:tcPr>
+            <w:tcW w:w="921" w:type="dxa"/>
+            <w:tcBorders>
+              <w:top w:val="single" w:sz="4" w:space="0" w:color="BFBFBF"/>
+              <w:left w:val="single" w:sz="4" w:space="0" w:color="BFBFBF"/>
+              <w:bottom w:val="single" w:sz="4" w:space="0" w:color="BFBFBF"/>
+              <w:right w:val="single" w:sz="4" w:space="0" w:color="BFBFBF"/>
+            </w:tcBorders>
+            <w:tcMar>
+              <w:top w:w="70" w:type="dxa"/>
+              <w:left w:w="50" w:type="dxa"/>
+              <w:bottom w:w="70" w:type="dxa"/>
+              <w:right w:w="50" w:type="dxa"/>
+            </w:tcMar>
+            <w:vAlign w:val="center"/>
+          </w:tcPr>
+          <w:p>
+            <w:pPr>
+              <w:spacing w:after="0"/>
+              <w:rPr>
+                <w:rFonts w:ascii="標楷體" w:eastAsia="標楷體" w:hAnsi="標楷體"/>
+              </w:rPr>
+            </w:pPr>
+          </w:p>
+        </w:tc>
+        <w:tc>
+          <w:tcPr>
+            <w:tcW w:w="922" w:type="dxa"/>
+            <w:tcBorders>
+              <w:top w:val="single" w:sz="4" w:space="0" w:color="BFBFBF"/>
+              <w:left w:val="single" w:sz="4" w:space="0" w:color="BFBFBF"/>
+              <w:bottom w:val="single" w:sz="4" w:space="0" w:color="BFBFBF"/>
+              <w:right w:val="single" w:sz="4" w:space="0" w:color="BFBFBF"/>
+            </w:tcBorders>
+            <w:tcMar>
+              <w:top w:w="70" w:type="dxa"/>
+              <w:left w:w="50" w:type="dxa"/>
+              <w:bottom w:w="70" w:type="dxa"/>
+              <w:right w:w="50" w:type="dxa"/>
+            </w:tcMar>
+            <w:vAlign w:val="center"/>
+          </w:tcPr>
+          <w:p>
+            <w:pPr>
+              <w:spacing w:after="0"/>
+              <w:rPr>
+                <w:rFonts w:ascii="標楷體" w:eastAsia="標楷體" w:hAnsi="標楷體"/>
+              </w:rPr>
+            </w:pPr>
+          </w:p>
+        </w:tc>
+      </w:tr>
+      <w:tr>
+        <w:tc>
+          <w:tcPr>
+            <w:tcW w:w="4957" w:type="dxa"/>
+            <w:tcBorders>
+              <w:top w:val="single" w:sz="4" w:space="0" w:color="BFBFBF"/>
+              <w:left w:val="single" w:sz="4" w:space="0" w:color="BFBFBF"/>
+              <w:bottom w:val="single" w:sz="4" w:space="0" w:color="BFBFBF"/>
+              <w:right w:val="single" w:sz="4" w:space="0" w:color="BFBFBF"/>
+            </w:tcBorders>
+            <w:tcMar>
+              <w:top w:w="70" w:type="dxa"/>
+              <w:left w:w="100" w:type="dxa"/>
+              <w:bottom w:w="70" w:type="dxa"/>
+              <w:right w:w="100" w:type="dxa"/>
+            </w:tcMar>
+          </w:tcPr>
+          <w:p>
+            <w:pPr>
+              <w:spacing w:after="0"/>
+              <w:rPr>
+                <w:rFonts w:ascii="標楷體" w:eastAsia="標楷體" w:hAnsi="標楷體"/>
+                <w:b/>
+                <w:bCs/>
+              </w:rPr>
+            </w:pPr>
+            <w:r>
+              <w:rPr>
+                <w:rFonts w:ascii="標楷體" w:eastAsia="標楷體" w:hAnsi="標楷體" w:hint="eastAsia"/>
+                <w:b/>
+                <w:bCs/>
+              </w:rPr>
+              <w:t xml:space="preserve">7. </w:t>
+            </w:r>
+            <w:r>
+              <w:rPr>
+                <w:rFonts w:ascii="標楷體" w:eastAsia="標楷體" w:hAnsi="標楷體"/>
+              </w:rPr>
+              <w:t>好的答案是以許多不同實驗的證據為基礎。</w:t>
+            </w:r>
+          </w:p>
+        </w:tc>
+        <w:tc>
+          <w:tcPr>
+            <w:tcW w:w="921" w:type="dxa"/>
+            <w:tcBorders>
+              <w:top w:val="single" w:sz="4" w:space="0" w:color="BFBFBF"/>
+              <w:left w:val="single" w:sz="4" w:space="0" w:color="BFBFBF"/>
+              <w:bottom w:val="single" w:sz="4" w:space="0" w:color="BFBFBF"/>
+              <w:right w:val="single" w:sz="4" w:space="0" w:color="BFBFBF"/>
+            </w:tcBorders>
+            <w:tcMar>
+              <w:top w:w="70" w:type="dxa"/>
+              <w:left w:w="50" w:type="dxa"/>
+              <w:bottom w:w="70" w:type="dxa"/>
+              <w:right w:w="50" w:type="dxa"/>
+            </w:tcMar>
+            <w:vAlign w:val="center"/>
+          </w:tcPr>
+          <w:p>
+            <w:pPr>
+              <w:spacing w:after="0"/>
+              <w:rPr>
+                <w:rFonts w:ascii="標楷體" w:eastAsia="標楷體" w:hAnsi="標楷體"/>
+              </w:rPr>
+            </w:pPr>
+          </w:p>
+        </w:tc>
+        <w:tc>
+          <w:tcPr>
+            <w:tcW w:w="921" w:type="dxa"/>
+            <w:tcBorders>
+              <w:top w:val="single" w:sz="4" w:space="0" w:color="BFBFBF"/>
+              <w:left w:val="single" w:sz="4" w:space="0" w:color="BFBFBF"/>
+              <w:bottom w:val="single" w:sz="4" w:space="0" w:color="BFBFBF"/>
+              <w:right w:val="single" w:sz="4" w:space="0" w:color="BFBFBF"/>
+            </w:tcBorders>
+            <w:tcMar>
+              <w:top w:w="70" w:type="dxa"/>
+              <w:left w:w="50" w:type="dxa"/>
+              <w:bottom w:w="70" w:type="dxa"/>
+              <w:right w:w="50" w:type="dxa"/>
+            </w:tcMar>
+            <w:vAlign w:val="center"/>
+          </w:tcPr>
+          <w:p>
+            <w:pPr>
+              <w:spacing w:after="0"/>
+              <w:rPr>
+                <w:rFonts w:ascii="標楷體" w:eastAsia="標楷體" w:hAnsi="標楷體"/>
+              </w:rPr>
+            </w:pPr>
+          </w:p>
+        </w:tc>
+        <w:tc>
+          <w:tcPr>
+            <w:tcW w:w="922" w:type="dxa"/>
+            <w:tcBorders>
+              <w:top w:val="single" w:sz="4" w:space="0" w:color="BFBFBF"/>
+              <w:left w:val="single" w:sz="4" w:space="0" w:color="BFBFBF"/>
+              <w:bottom w:val="single" w:sz="4" w:space="0" w:color="BFBFBF"/>
+              <w:right w:val="single" w:sz="4" w:space="0" w:color="BFBFBF"/>
+            </w:tcBorders>
+            <w:tcMar>
+              <w:top w:w="70" w:type="dxa"/>
+              <w:left w:w="50" w:type="dxa"/>
+              <w:bottom w:w="70" w:type="dxa"/>
+              <w:right w:w="50" w:type="dxa"/>
+            </w:tcMar>
+            <w:vAlign w:val="center"/>
+          </w:tcPr>
+          <w:p>
+            <w:pPr>
+              <w:spacing w:after="0"/>
+              <w:rPr>
+                <w:rFonts w:ascii="標楷體" w:eastAsia="標楷體" w:hAnsi="標楷體"/>
+              </w:rPr>
+            </w:pPr>
+          </w:p>
+        </w:tc>
+        <w:tc>
+          <w:tcPr>
+            <w:tcW w:w="921" w:type="dxa"/>
+            <w:tcBorders>
+              <w:top w:val="single" w:sz="4" w:space="0" w:color="BFBFBF"/>
+              <w:left w:val="single" w:sz="4" w:space="0" w:color="BFBFBF"/>
+              <w:bottom w:val="single" w:sz="4" w:space="0" w:color="BFBFBF"/>
+              <w:right w:val="single" w:sz="4" w:space="0" w:color="BFBFBF"/>
+            </w:tcBorders>
+            <w:tcMar>
+              <w:top w:w="70" w:type="dxa"/>
+              <w:left w:w="50" w:type="dxa"/>
+              <w:bottom w:w="70" w:type="dxa"/>
+              <w:right w:w="50" w:type="dxa"/>
+            </w:tcMar>
+            <w:vAlign w:val="center"/>
+          </w:tcPr>
+          <w:p>
+            <w:pPr>
+              <w:spacing w:after="0"/>
+              <w:rPr>
+                <w:rFonts w:ascii="標楷體" w:eastAsia="標楷體" w:hAnsi="標楷體"/>
+              </w:rPr>
+            </w:pPr>
+          </w:p>
+        </w:tc>
+        <w:tc>
+          <w:tcPr>
+            <w:tcW w:w="921" w:type="dxa"/>
+            <w:tcBorders>
+              <w:top w:val="single" w:sz="4" w:space="0" w:color="BFBFBF"/>
+              <w:left w:val="single" w:sz="4" w:space="0" w:color="BFBFBF"/>
+              <w:bottom w:val="single" w:sz="4" w:space="0" w:color="BFBFBF"/>
+              <w:right w:val="single" w:sz="4" w:space="0" w:color="BFBFBF"/>
+            </w:tcBorders>
+            <w:tcMar>
+              <w:top w:w="70" w:type="dxa"/>
+              <w:left w:w="50" w:type="dxa"/>
+              <w:bottom w:w="70" w:type="dxa"/>
+              <w:right w:w="50" w:type="dxa"/>
+            </w:tcMar>
+            <w:vAlign w:val="center"/>
+          </w:tcPr>
+          <w:p>
+            <w:pPr>
+              <w:spacing w:after="0"/>
+              <w:rPr>
+                <w:rFonts w:ascii="標楷體" w:eastAsia="標楷體" w:hAnsi="標楷體"/>
+              </w:rPr>
+            </w:pPr>
+          </w:p>
+        </w:tc>
+        <w:tc>
+          <w:tcPr>
+            <w:tcW w:w="922" w:type="dxa"/>
+            <w:tcBorders>
+              <w:top w:val="single" w:sz="4" w:space="0" w:color="BFBFBF"/>
+              <w:left w:val="single" w:sz="4" w:space="0" w:color="BFBFBF"/>
+              <w:bottom w:val="single" w:sz="4" w:space="0" w:color="BFBFBF"/>
+              <w:right w:val="single" w:sz="4" w:space="0" w:color="BFBFBF"/>
+            </w:tcBorders>
+            <w:tcMar>
+              <w:top w:w="70" w:type="dxa"/>
+              <w:left w:w="50" w:type="dxa"/>
+              <w:bottom w:w="70" w:type="dxa"/>
+              <w:right w:w="50" w:type="dxa"/>
+            </w:tcMar>
+            <w:vAlign w:val="center"/>
+          </w:tcPr>
+          <w:p>
+            <w:pPr>
+              <w:spacing w:after="0"/>
+              <w:rPr>
+                <w:rFonts w:ascii="標楷體" w:eastAsia="標楷體" w:hAnsi="標楷體"/>
+              </w:rPr>
+            </w:pPr>
+          </w:p>
+        </w:tc>
+      </w:tr>
+      <w:tr>
+        <w:tc>
+          <w:tcPr>
+            <w:tcW w:w="4957" w:type="dxa"/>
+            <w:tcBorders>
+              <w:top w:val="single" w:sz="4" w:space="0" w:color="BFBFBF"/>
+              <w:left w:val="single" w:sz="4" w:space="0" w:color="BFBFBF"/>
+              <w:bottom w:val="single" w:sz="4" w:space="0" w:color="BFBFBF"/>
+              <w:right w:val="single" w:sz="4" w:space="0" w:color="BFBFBF"/>
+            </w:tcBorders>
+            <w:tcMar>
+              <w:top w:w="70" w:type="dxa"/>
+              <w:left w:w="100" w:type="dxa"/>
+              <w:bottom w:w="70" w:type="dxa"/>
+              <w:right w:w="100" w:type="dxa"/>
+            </w:tcMar>
+          </w:tcPr>
+          <w:p>
+            <w:pPr>
+              <w:spacing w:after="0"/>
+              <w:rPr>
+                <w:rFonts w:ascii="標楷體" w:eastAsia="標楷體" w:hAnsi="標楷體"/>
+                <w:b/>
+                <w:bCs/>
+              </w:rPr>
+            </w:pPr>
+            <w:r>
+              <w:rPr>
+                <w:rFonts w:ascii="標楷體" w:eastAsia="標楷體" w:hAnsi="標楷體" w:hint="eastAsia"/>
+                <w:b/>
+                <w:bCs/>
+              </w:rPr>
+              <w:t xml:space="preserve">8. </w:t>
+            </w:r>
+            <w:r>
+              <w:rPr>
+                <w:rFonts w:ascii="標楷體" w:eastAsia="標楷體" w:hAnsi="標楷體"/>
+              </w:rPr>
+              <w:t>科學中的想法可以來自你自己的問題和實驗。</w:t>
+            </w:r>
+          </w:p>
+        </w:tc>
+        <w:tc>
+          <w:tcPr>
+            <w:tcW w:w="921" w:type="dxa"/>
+            <w:tcBorders>
+              <w:top w:val="single" w:sz="4" w:space="0" w:color="BFBFBF"/>
+              <w:left w:val="single" w:sz="4" w:space="0" w:color="BFBFBF"/>
+              <w:bottom w:val="single" w:sz="4" w:space="0" w:color="BFBFBF"/>
+              <w:right w:val="single" w:sz="4" w:space="0" w:color="BFBFBF"/>
+            </w:tcBorders>
+            <w:tcMar>
+              <w:top w:w="70" w:type="dxa"/>
+              <w:left w:w="50" w:type="dxa"/>
+              <w:bottom w:w="70" w:type="dxa"/>
+              <w:right w:w="50" w:type="dxa"/>
+            </w:tcMar>
+            <w:vAlign w:val="center"/>
+          </w:tcPr>
+          <w:p>
+            <w:pPr>
+              <w:spacing w:after="0"/>
+              <w:rPr>
+                <w:rFonts w:ascii="標楷體" w:eastAsia="標楷體" w:hAnsi="標楷體"/>
+              </w:rPr>
+            </w:pPr>
+          </w:p>
+        </w:tc>
+        <w:tc>
+          <w:tcPr>
+            <w:tcW w:w="921" w:type="dxa"/>
+            <w:tcBorders>
+              <w:top w:val="single" w:sz="4" w:space="0" w:color="BFBFBF"/>
+              <w:left w:val="single" w:sz="4" w:space="0" w:color="BFBFBF"/>
+              <w:bottom w:val="single" w:sz="4" w:space="0" w:color="BFBFBF"/>
+              <w:right w:val="single" w:sz="4" w:space="0" w:color="BFBFBF"/>
+            </w:tcBorders>
+            <w:tcMar>
+              <w:top w:w="70" w:type="dxa"/>
+              <w:left w:w="50" w:type="dxa"/>
+              <w:bottom w:w="70" w:type="dxa"/>
+              <w:right w:w="50" w:type="dxa"/>
+            </w:tcMar>
+            <w:vAlign w:val="center"/>
+          </w:tcPr>
+          <w:p>
+            <w:pPr>
+              <w:spacing w:after="0"/>
+              <w:rPr>
+                <w:rFonts w:ascii="標楷體" w:eastAsia="標楷體" w:hAnsi="標楷體"/>
+              </w:rPr>
+            </w:pPr>
+          </w:p>
+        </w:tc>
+        <w:tc>
+          <w:tcPr>
+            <w:tcW w:w="922" w:type="dxa"/>
+            <w:tcBorders>
+              <w:top w:val="single" w:sz="4" w:space="0" w:color="BFBFBF"/>
+              <w:left w:val="single" w:sz="4" w:space="0" w:color="BFBFBF"/>
+              <w:bottom w:val="single" w:sz="4" w:space="0" w:color="BFBFBF"/>
+              <w:right w:val="single" w:sz="4" w:space="0" w:color="BFBFBF"/>
+            </w:tcBorders>
+            <w:tcMar>
+              <w:top w:w="70" w:type="dxa"/>
+              <w:left w:w="50" w:type="dxa"/>
+              <w:bottom w:w="70" w:type="dxa"/>
+              <w:right w:w="50" w:type="dxa"/>
+            </w:tcMar>
+            <w:vAlign w:val="center"/>
+          </w:tcPr>
+          <w:p>
+            <w:pPr>
+              <w:spacing w:after="0"/>
+              <w:rPr>
+                <w:rFonts w:ascii="標楷體" w:eastAsia="標楷體" w:hAnsi="標楷體"/>
+              </w:rPr>
+            </w:pPr>
+          </w:p>
+        </w:tc>
+        <w:tc>
+          <w:tcPr>
+            <w:tcW w:w="921" w:type="dxa"/>
+            <w:tcBorders>
+              <w:top w:val="single" w:sz="4" w:space="0" w:color="BFBFBF"/>
+              <w:left w:val="single" w:sz="4" w:space="0" w:color="BFBFBF"/>
+              <w:bottom w:val="single" w:sz="4" w:space="0" w:color="BFBFBF"/>
+              <w:right w:val="single" w:sz="4" w:space="0" w:color="BFBFBF"/>
+            </w:tcBorders>
+            <w:tcMar>
+              <w:top w:w="70" w:type="dxa"/>
+              <w:left w:w="50" w:type="dxa"/>
+              <w:bottom w:w="70" w:type="dxa"/>
+              <w:right w:w="50" w:type="dxa"/>
+            </w:tcMar>
+            <w:vAlign w:val="center"/>
+          </w:tcPr>
+          <w:p>
+            <w:pPr>
+              <w:spacing w:after="0"/>
+              <w:rPr>
+                <w:rFonts w:ascii="標楷體" w:eastAsia="標楷體" w:hAnsi="標楷體"/>
+              </w:rPr>
+            </w:pPr>
+          </w:p>
+        </w:tc>
+        <w:tc>
+          <w:tcPr>
+            <w:tcW w:w="921" w:type="dxa"/>
+            <w:tcBorders>
+              <w:top w:val="single" w:sz="4" w:space="0" w:color="BFBFBF"/>
+              <w:left w:val="single" w:sz="4" w:space="0" w:color="BFBFBF"/>
+              <w:bottom w:val="single" w:sz="4" w:space="0" w:color="BFBFBF"/>
+              <w:right w:val="single" w:sz="4" w:space="0" w:color="BFBFBF"/>
+            </w:tcBorders>
+            <w:tcMar>
+              <w:top w:w="70" w:type="dxa"/>
+              <w:left w:w="50" w:type="dxa"/>
+              <w:bottom w:w="70" w:type="dxa"/>
+              <w:right w:w="50" w:type="dxa"/>
+            </w:tcMar>
+            <w:vAlign w:val="center"/>
+          </w:tcPr>
+          <w:p>
+            <w:pPr>
+              <w:spacing w:after="0"/>
+              <w:rPr>
+                <w:rFonts w:ascii="標楷體" w:eastAsia="標楷體" w:hAnsi="標楷體"/>
+              </w:rPr>
+            </w:pPr>
+          </w:p>
+        </w:tc>
+        <w:tc>
+          <w:tcPr>
+            <w:tcW w:w="922" w:type="dxa"/>
+            <w:tcBorders>
+              <w:top w:val="single" w:sz="4" w:space="0" w:color="BFBFBF"/>
+              <w:left w:val="single" w:sz="4" w:space="0" w:color="BFBFBF"/>
+              <w:bottom w:val="single" w:sz="4" w:space="0" w:color="BFBFBF"/>
+              <w:right w:val="single" w:sz="4" w:space="0" w:color="BFBFBF"/>
+            </w:tcBorders>
+            <w:tcMar>
+              <w:top w:w="70" w:type="dxa"/>
+              <w:left w:w="50" w:type="dxa"/>
+              <w:bottom w:w="70" w:type="dxa"/>
+              <w:right w:w="50" w:type="dxa"/>
+            </w:tcMar>
+            <w:vAlign w:val="center"/>
+          </w:tcPr>
+          <w:p>
+            <w:pPr>
+              <w:spacing w:after="0"/>
+              <w:rPr>
+                <w:rFonts w:ascii="標楷體" w:eastAsia="標楷體" w:hAnsi="標楷體"/>
+              </w:rPr>
+            </w:pPr>
+          </w:p>
+        </w:tc>
+      </w:tr>
+      <w:tr>
+        <w:tc>
+          <w:tcPr>
+            <w:tcW w:w="4957" w:type="dxa"/>
+            <w:tcBorders>
+              <w:top w:val="single" w:sz="4" w:space="0" w:color="BFBFBF"/>
+              <w:left w:val="single" w:sz="4" w:space="0" w:color="BFBFBF"/>
+              <w:bottom w:val="single" w:sz="4" w:space="0" w:color="BFBFBF"/>
+              <w:right w:val="single" w:sz="4" w:space="0" w:color="BFBFBF"/>
+            </w:tcBorders>
+            <w:tcMar>
+              <w:top w:w="70" w:type="dxa"/>
+              <w:left w:w="100" w:type="dxa"/>
+              <w:bottom w:w="70" w:type="dxa"/>
+              <w:right w:w="100" w:type="dxa"/>
+            </w:tcMar>
+          </w:tcPr>
+          <w:p>
+            <w:pPr>
+              <w:tabs>
+                <w:tab w:val="left" w:pos="690"/>
+              </w:tabs>
+              <w:spacing w:after="0"/>
+              <w:rPr>
+                <w:rFonts w:ascii="標楷體" w:eastAsia="標楷體" w:hAnsi="標楷體"/>
+                <w:b/>
+                <w:bCs/>
+              </w:rPr>
+            </w:pPr>
+            <w:r>
+              <w:rPr>
+                <w:rFonts w:ascii="標楷體" w:eastAsia="標楷體" w:hAnsi="標楷體" w:hint="eastAsia"/>
+                <w:b/>
+                <w:bCs/>
+              </w:rPr>
+              <w:t xml:space="preserve">9. </w:t>
+            </w:r>
+            <w:r>
+              <w:rPr>
+                <w:rFonts w:ascii="標楷體" w:eastAsia="標楷體" w:hAnsi="標楷體"/>
+              </w:rPr>
+              <w:t>在開始實驗之前先有一個想法是好的。</w:t>
             </w:r>
           </w:p>
         </w:tc>
@@ -5382,7 +5468,7 @@
       <w:pPr>
         <w:spacing w:after="0"/>
         <w:rPr>
-          <w:rFonts w:ascii="標楷體" w:eastAsia="標楷體" w:hAnsi="標楷體" w:hint="eastAsia"/>
+          <w:rFonts w:ascii="標楷體" w:eastAsia="標楷體" w:hAnsi="標楷體"/>
         </w:rPr>
       </w:pPr>
     </w:p>
@@ -6051,6 +6137,7 @@
   <w:style w:type="character" w:default="1" w:styleId="a0">
     <w:name w:val="Default Paragraph Font"/>
     <w:uiPriority w:val="1"/>
+    <w:semiHidden/>
     <w:unhideWhenUsed/>
   </w:style>
   <w:style w:type="table" w:default="1" w:styleId="a1">
